--- a/public/2026/seq03/EBEP_S3-A03_Logiciels_5eme.docx
+++ b/public/2026/seq03/EBEP_S3-A03_Logiciels_5eme.docx
@@ -213,6 +213,21 @@
               <w:t xml:space="preserve">ACTIVITÉ N°03</w:t>
             </w:r>
           </w:p>
+          <w:p>
+            <w:pPr>
+              <w:spacing w:after="0"/>
+            </w:pPr>
+            <w:r>
+              <w:rPr>
+                <w:rFonts w:ascii="Arial" w:cs="Arial" w:eastAsia="Arial" w:hAnsi="Arial"/>
+                <w:i w:val="false"/>
+                <w:iCs w:val="false"/>
+                <w:sz w:val="15"/>
+                <w:szCs w:val="15"/>
+              </w:rPr>
+              <w:t xml:space="preserve">Navigateur, moteur, système</w:t>
+            </w:r>
+          </w:p>
         </w:tc>
         <w:tc>
           <w:tcPr>

--- a/public/2026/seq03/EBEP_S3-A03_Logiciels_5eme.docx
+++ b/public/2026/seq03/EBEP_S3-A03_Logiciels_5eme.docx
@@ -502,7 +502,7 @@
                 <w:sz w:val="40"/>
                 <w:szCs w:val="40"/>
               </w:rPr>
-              <w:t xml:space="preserve">1 — Relie chaque logiciel à sa famille.</w:t>
+              <w:t xml:space="preserve">1 — Écris le NUMÉRO du logiciel devant sa famille.</w:t>
             </w:r>
           </w:p>
         </w:tc>
@@ -566,7 +566,7 @@
                 <w:sz w:val="40"/>
                 <w:szCs w:val="40"/>
               </w:rPr>
-              <w:t xml:space="preserve">Windows  ●</w:t>
+              <w:t xml:space="preserve">1. Windows</w:t>
             </w:r>
           </w:p>
         </w:tc>
@@ -592,7 +592,6 @@
               <w:keepNext/>
               <w:keepLines/>
               <w:spacing w:after="0"/>
-              <w:jc w:val="right"/>
             </w:pPr>
             <w:r>
               <w:rPr>
@@ -604,7 +603,7 @@
                 <w:sz w:val="40"/>
                 <w:szCs w:val="40"/>
               </w:rPr>
-              <w:t xml:space="preserve">●  NAVIGATEUR (affiche les pages)</w:t>
+              <w:t xml:space="preserve">....  NAVIGATEUR (affiche les pages)</w:t>
             </w:r>
           </w:p>
         </w:tc>
@@ -646,7 +645,7 @@
                 <w:sz w:val="40"/>
                 <w:szCs w:val="40"/>
               </w:rPr>
-              <w:t xml:space="preserve">Chrome  ●</w:t>
+              <w:t xml:space="preserve">2. Chrome</w:t>
             </w:r>
           </w:p>
         </w:tc>
@@ -672,7 +671,6 @@
               <w:keepNext/>
               <w:keepLines/>
               <w:spacing w:after="0"/>
-              <w:jc w:val="right"/>
             </w:pPr>
             <w:r>
               <w:rPr>
@@ -684,7 +682,7 @@
                 <w:sz w:val="40"/>
                 <w:szCs w:val="40"/>
               </w:rPr>
-              <w:t xml:space="preserve">●  MOTEUR (cherche les pages)</w:t>
+              <w:t xml:space="preserve">....  MOTEUR (cherche les pages)</w:t>
             </w:r>
           </w:p>
         </w:tc>
@@ -724,7 +722,7 @@
                 <w:sz w:val="40"/>
                 <w:szCs w:val="40"/>
               </w:rPr>
-              <w:t xml:space="preserve">Google Search  ●</w:t>
+              <w:t xml:space="preserve">3. Google Search</w:t>
             </w:r>
           </w:p>
         </w:tc>
@@ -748,7 +746,6 @@
           <w:p>
             <w:pPr>
               <w:spacing w:after="0"/>
-              <w:jc w:val="right"/>
             </w:pPr>
             <w:r>
               <w:rPr>
@@ -760,7 +757,7 @@
                 <w:sz w:val="40"/>
                 <w:szCs w:val="40"/>
               </w:rPr>
-              <w:t xml:space="preserve">●  SYSTÈME (fait marcher l'ordi)</w:t>
+              <w:t xml:space="preserve">....  SYSTÈME (fait marcher l'ordi)</w:t>
             </w:r>
           </w:p>
         </w:tc>
